--- a/assets/files/Idea-006-Laserbeampropagation.docx
+++ b/assets/files/Idea-006-Laserbeampropagation.docx
@@ -38,21 +38,7 @@
           <w:lang w:val="en-US"/>
         </w:rPr>
         <w:br/>
-        <w:t>In this artificial simulation, atmospheric turbulence—primarily caused by random variations in the refractive index of air—increases over a period of ten seconds, with the turbulence parameter (C_n^2) rising from (10^{-17}) to (10^{-13},\</w:t>
-      </w:r>
-      <w:proofErr w:type="spellStart"/>
-      <w:r>
-        <w:rPr>
-          <w:lang w:val="en-US"/>
-        </w:rPr>
-        <w:t>mathrm</w:t>
-      </w:r>
-      <w:proofErr w:type="spellEnd"/>
-      <w:r>
-        <w:rPr>
-          <w:lang w:val="en-US"/>
-        </w:rPr>
-        <w:t>{m^{-2/3}}).</w:t>
+        <w:t>In this artificial simulation, atmospheric turbulence—primarily caused by random variations in the refractive index of air—increases over a period of ten seconds, with the turbulence parameter (C_n^2) rising from (10^{-17}) to (10^{-13},\mathrm{m^{-2/3}}).</w:t>
       </w:r>
       <w:r>
         <w:rPr>
@@ -78,7 +64,13 @@
           <w:lang w:val="en-US"/>
         </w:rPr>
         <w:br/>
-        <w:t>Technically, the beam quality could be corrected using adaptive optics or a phased array.</w:t>
+        <w:t>Technically, the beam quality could be corrected using adaptive optics or a phased array</w:t>
+      </w:r>
+      <w:r>
+        <w:rPr>
+          <w:lang w:val="en-US"/>
+        </w:rPr>
+        <w:t>.</w:t>
       </w:r>
     </w:p>
     <w:sectPr>
